--- a/Week8/Git-HOL-5.docx
+++ b/Week8/Git-HOL-5.docx
@@ -165,6 +165,7 @@
         <w:rPr>
           <w:b/>
           <w:bCs/>
+          <w:noProof/>
           <w:sz w:val="24"/>
           <w:szCs w:val="24"/>
           <w:u w:val="single"/>
@@ -246,6 +247,7 @@
       </w:pPr>
       <w:r>
         <w:rPr>
+          <w:noProof/>
           <w:sz w:val="28"/>
           <w:szCs w:val="28"/>
         </w:rPr>
@@ -338,38 +340,23 @@
           <w:sz w:val="24"/>
           <w:szCs w:val="24"/>
         </w:rPr>
-        <w:t>Pull</w:t>
-      </w:r>
-      <w:r>
+        <w:t>Pulling the remote git repository to the master</w:t>
+      </w:r>
+    </w:p>
+    <w:p>
+      <w:pPr>
+        <w:pStyle w:val="ListParagraph"/>
+        <w:spacing w:line="252" w:lineRule="auto"/>
         <w:rPr>
           <w:rFonts w:ascii="Arial" w:hAnsi="Arial" w:cs="Arial"/>
           <w:sz w:val="24"/>
           <w:szCs w:val="24"/>
         </w:rPr>
-        <w:t>ing</w:t>
-      </w:r>
+      </w:pPr>
       <w:r>
         <w:rPr>
           <w:rFonts w:ascii="Arial" w:hAnsi="Arial" w:cs="Arial"/>
-          <w:sz w:val="24"/>
-          <w:szCs w:val="24"/>
-        </w:rPr>
-        <w:t xml:space="preserve"> the remote git repository to the master</w:t>
-      </w:r>
-    </w:p>
-    <w:p>
-      <w:pPr>
-        <w:pStyle w:val="ListParagraph"/>
-        <w:spacing w:line="252" w:lineRule="auto"/>
-        <w:rPr>
-          <w:rFonts w:ascii="Arial" w:hAnsi="Arial" w:cs="Arial"/>
-          <w:sz w:val="24"/>
-          <w:szCs w:val="24"/>
-        </w:rPr>
-      </w:pPr>
-      <w:r>
-        <w:rPr>
-          <w:rFonts w:ascii="Arial" w:hAnsi="Arial" w:cs="Arial"/>
+          <w:noProof/>
           <w:sz w:val="24"/>
           <w:szCs w:val="24"/>
         </w:rPr>
@@ -451,11 +438,12 @@
       </w:pPr>
       <w:r>
         <w:rPr>
+          <w:noProof/>
           <w:sz w:val="28"/>
           <w:szCs w:val="28"/>
         </w:rPr>
         <w:drawing>
-          <wp:anchor distT="0" distB="0" distL="114300" distR="114300" simplePos="0" relativeHeight="251661312" behindDoc="0" locked="0" layoutInCell="1" allowOverlap="1" wp14:anchorId="7BBC02F6" wp14:editId="7D489CD1">
+          <wp:anchor distT="0" distB="0" distL="114300" distR="114300" simplePos="0" relativeHeight="251661312" behindDoc="0" locked="0" layoutInCell="1" allowOverlap="1" wp14:anchorId="7BBC02F6" wp14:editId="185AF672">
             <wp:simplePos x="0" y="0"/>
             <wp:positionH relativeFrom="column">
               <wp:posOffset>-719628</wp:posOffset>
@@ -538,95 +526,8 @@
           <w:sz w:val="28"/>
           <w:szCs w:val="28"/>
         </w:rPr>
-        <w:t xml:space="preserve"> repo and then pushing the changes to remote repo.</w:t>
-      </w:r>
-    </w:p>
-    <w:p>
-      <w:pPr>
-        <w:pStyle w:val="ListParagraph"/>
-        <w:rPr>
-          <w:sz w:val="28"/>
-          <w:szCs w:val="28"/>
-        </w:rPr>
-      </w:pPr>
-      <w:r>
-        <w:rPr>
-          <w:sz w:val="28"/>
-          <w:szCs w:val="28"/>
-        </w:rPr>
-        <w:lastRenderedPageBreak/>
-        <w:drawing>
-          <wp:anchor distT="0" distB="0" distL="114300" distR="114300" simplePos="0" relativeHeight="251662336" behindDoc="0" locked="0" layoutInCell="1" allowOverlap="1" wp14:anchorId="52F6DBD1" wp14:editId="3838FCD7">
-            <wp:simplePos x="0" y="0"/>
-            <wp:positionH relativeFrom="margin">
-              <wp:align>center</wp:align>
-            </wp:positionH>
-            <wp:positionV relativeFrom="paragraph">
-              <wp:posOffset>609484</wp:posOffset>
-            </wp:positionV>
-            <wp:extent cx="7107555" cy="3206750"/>
-            <wp:effectExtent l="0" t="0" r="0" b="0"/>
-            <wp:wrapSquare wrapText="bothSides"/>
-            <wp:docPr id="827033231" name="Picture 1"/>
-            <wp:cNvGraphicFramePr>
-              <a:graphicFrameLocks xmlns:a="http://schemas.openxmlformats.org/drawingml/2006/main" noChangeAspect="1"/>
-            </wp:cNvGraphicFramePr>
-            <a:graphic xmlns:a="http://schemas.openxmlformats.org/drawingml/2006/main">
-              <a:graphicData uri="http://schemas.openxmlformats.org/drawingml/2006/picture">
-                <pic:pic xmlns:pic="http://schemas.openxmlformats.org/drawingml/2006/picture">
-                  <pic:nvPicPr>
-                    <pic:cNvPr id="827033231" name=""/>
-                    <pic:cNvPicPr/>
-                  </pic:nvPicPr>
-                  <pic:blipFill>
-                    <a:blip r:embed="rId9" cstate="print">
-                      <a:extLst>
-                        <a:ext uri="{28A0092B-C50C-407E-A947-70E740481C1C}">
-                          <a14:useLocalDpi xmlns:a14="http://schemas.microsoft.com/office/drawing/2010/main" val="0"/>
-                        </a:ext>
-                      </a:extLst>
-                    </a:blip>
-                    <a:stretch>
-                      <a:fillRect/>
-                    </a:stretch>
-                  </pic:blipFill>
-                  <pic:spPr>
-                    <a:xfrm>
-                      <a:off x="0" y="0"/>
-                      <a:ext cx="7107555" cy="3206750"/>
-                    </a:xfrm>
-                    <a:prstGeom prst="rect">
-                      <a:avLst/>
-                    </a:prstGeom>
-                  </pic:spPr>
-                </pic:pic>
-              </a:graphicData>
-            </a:graphic>
-            <wp14:sizeRelH relativeFrom="margin">
-              <wp14:pctWidth>0</wp14:pctWidth>
-            </wp14:sizeRelH>
-            <wp14:sizeRelV relativeFrom="margin">
-              <wp14:pctHeight>0</wp14:pctHeight>
-            </wp14:sizeRelV>
-          </wp:anchor>
-        </w:drawing>
-      </w:r>
-      <w:r>
-        <w:rPr>
-          <w:sz w:val="28"/>
-          <w:szCs w:val="28"/>
-        </w:rPr>
-        <w:t>5.  As we can see the logs of all the commits we made locally are now being reflected on the remote repository.</w:t>
-      </w:r>
-    </w:p>
-    <w:p>
-      <w:pPr>
-        <w:pStyle w:val="ListParagraph"/>
-        <w:rPr>
-          <w:sz w:val="28"/>
-          <w:szCs w:val="28"/>
-        </w:rPr>
-      </w:pPr>
+        <w:t xml:space="preserve"> repo and then pushing the changes to remot</w:t>
+      </w:r>
     </w:p>
     <w:sectPr>
       <w:pgSz w:w="11906" w:h="16838"/>
@@ -1430,6 +1331,7 @@
   <w:style w:type="character" w:default="1" w:styleId="DefaultParagraphFont">
     <w:name w:val="Default Paragraph Font"/>
     <w:uiPriority w:val="1"/>
+    <w:semiHidden/>
     <w:unhideWhenUsed/>
   </w:style>
   <w:style w:type="table" w:default="1" w:styleId="TableNormal">

--- a/Week8/Git-HOL-5.docx
+++ b/Week8/Git-HOL-5.docx
@@ -443,16 +443,16 @@
           <w:szCs w:val="28"/>
         </w:rPr>
         <w:drawing>
-          <wp:anchor distT="0" distB="0" distL="114300" distR="114300" simplePos="0" relativeHeight="251661312" behindDoc="0" locked="0" layoutInCell="1" allowOverlap="1" wp14:anchorId="7BBC02F6" wp14:editId="185AF672">
+          <wp:anchor distT="0" distB="0" distL="114300" distR="114300" simplePos="0" relativeHeight="251661312" behindDoc="0" locked="0" layoutInCell="1" allowOverlap="1" wp14:anchorId="7BBC02F6" wp14:editId="4574D641">
             <wp:simplePos x="0" y="0"/>
             <wp:positionH relativeFrom="column">
-              <wp:posOffset>-719628</wp:posOffset>
+              <wp:posOffset>269240</wp:posOffset>
             </wp:positionH>
             <wp:positionV relativeFrom="paragraph">
-              <wp:posOffset>547947</wp:posOffset>
+              <wp:posOffset>549275</wp:posOffset>
             </wp:positionV>
-            <wp:extent cx="7248352" cy="3840922"/>
-            <wp:effectExtent l="0" t="0" r="0" b="7620"/>
+            <wp:extent cx="5974080" cy="2281555"/>
+            <wp:effectExtent l="0" t="0" r="0" b="4445"/>
             <wp:wrapSquare wrapText="bothSides"/>
             <wp:docPr id="1468085301" name="Picture 1"/>
             <wp:cNvGraphicFramePr>
@@ -465,7 +465,7 @@
                     <pic:cNvPr id="1468085301" name=""/>
                     <pic:cNvPicPr/>
                   </pic:nvPicPr>
-                  <pic:blipFill>
+                  <pic:blipFill rotWithShape="1">
                     <a:blip r:embed="rId8" cstate="print">
                       <a:extLst>
                         <a:ext uri="{28A0092B-C50C-407E-A947-70E740481C1C}">
@@ -473,18 +473,27 @@
                         </a:ext>
                       </a:extLst>
                     </a:blip>
+                    <a:srcRect l="993" r="-993" b="40587"/>
                     <a:stretch>
                       <a:fillRect/>
                     </a:stretch>
                   </pic:blipFill>
-                  <pic:spPr>
+                  <pic:spPr bwMode="auto">
                     <a:xfrm>
                       <a:off x="0" y="0"/>
-                      <a:ext cx="7248352" cy="3840922"/>
+                      <a:ext cx="5974080" cy="2281555"/>
                     </a:xfrm>
                     <a:prstGeom prst="rect">
                       <a:avLst/>
                     </a:prstGeom>
+                    <a:ln>
+                      <a:noFill/>
+                    </a:ln>
+                    <a:extLst>
+                      <a:ext uri="{53640926-AAD7-44D8-BBD7-CCE9431645EC}">
+                        <a14:shadowObscured xmlns:a14="http://schemas.microsoft.com/office/drawing/2010/main"/>
+                      </a:ext>
+                    </a:extLst>
                   </pic:spPr>
                 </pic:pic>
               </a:graphicData>
